--- a/res/synthetic_fascicoli/fascicoli/fascicolo_sintetico_046/sentenza.docx
+++ b/res/synthetic_fascicoli/fascicoli/fascicolo_sintetico_046/sentenza.docx
@@ -338,7 +338,7 @@
               <w:rStyle w:val="PlaceholderText"/>
               <w:lang w:val="en-US"/>
             </w:rPr>
-            <w:t>865/2025</w:t>
+            <w:t>774/2025</w:t>
           </w:r>
         </w:sdtContent>
       </w:sdt>
@@ -400,7 +400,7 @@
               <w:rStyle w:val="PlaceholderText"/>
               <w:lang w:val="en-US"/>
             </w:rPr>
-            <w:t>Sara Marini-Silva, Matteo Gallo, Luca Bianchi</w:t>
+            <w:t>Rafael Santos Cardoso</w:t>
           </w:r>
         </w:sdtContent>
       </w:sdt>
@@ -444,7 +444,7 @@
               <w:rStyle w:val="PlaceholderText"/>
               <w:lang w:val="en-US"/>
             </w:rPr>
-            <w:t>Giulia Conti</w:t>
+            <w:t>Mateus Almeida, Larissa Mendes</w:t>
           </w:r>
         </w:sdtContent>
       </w:sdt>
@@ -588,7 +588,7 @@
               <w:rStyle w:val="PlaceholderText"/>
               <w:lang w:val="en-US"/>
             </w:rPr>
-            <w:t/>
+            <w:t>Joao Barbosa, Renata Oliveira</w:t>
           </w:r>
         </w:p>
       </w:sdtContent>
@@ -624,7 +624,7 @@
               <w:rStyle w:val="PlaceholderText"/>
               <w:lang w:val="en-US"/>
             </w:rPr>
-            <w:t/>
+            <w:t>con il patrocinio dell'Avv.</w:t>
           </w:r>
         </w:p>
       </w:sdtContent>
@@ -805,7 +805,7 @@
             <w:rPr>
               <w:rStyle w:val="PlaceholderText"/>
             </w:rPr>
-            <w:t>06-01-2025</w:t>
+            <w:t>03-06-2024</w:t>
           </w:r>
         </w:sdtContent>
       </w:sdt>
@@ -866,7 +866,7 @@
               <w:rStyle w:val="PlaceholderText"/>
               <w:lang w:val="en-US"/>
             </w:rPr>
-            <w:t/>
+            <w:t>1.1.1. In data 24-04-2024, Joao Barbosa è intervenuto volontariamente in giudizio, in qualità di discendente dal medesimo avo.[ 1.1.1. In data 28-08-2025, Renata Oliveira è intervenuto volontariamente in giudizio, in qualità di discendente dal medesimo avo.[</w:t>
           </w:r>
         </w:p>
       </w:sdtContent>
@@ -909,7 +909,7 @@
               <w:rStyle w:val="PlaceholderText"/>
               <w:lang w:val="en-US"/>
             </w:rPr>
-            <w:t>Il Ministero dell'Interno, tramite l'Avvocatura Distrettuale dello Stato di Brescia, si è costituito in giudizio il 07-07-2024.</w:t>
+            <w:t>Il Ministero dell'Interno, tramite l'Avvocatura Distrettuale dello Stato di Brescia, si è costituito in giudizio il 28-06-2024.</w:t>
           </w:r>
         </w:sdtContent>
       </w:sdt>
@@ -950,7 +950,7 @@
             <w:rPr>
               <w:rStyle w:val="PlaceholderText"/>
             </w:rPr>
-            <w:t>NO</w:t>
+            <w:t>SI</w:t>
           </w:r>
         </w:sdtContent>
       </w:sdt>
@@ -1034,7 +1034,7 @@
             <w:rPr>
               <w:rStyle w:val="PlaceholderText"/>
             </w:rPr>
-            <w:t>Sara Carlo Marini</w:t>
+            <w:t>Renata Aparecida Oliveira</w:t>
           </w:r>
         </w:sdtContent>
       </w:sdt>
@@ -1092,7 +1092,7 @@
               <w:rStyle w:val="PlaceholderText"/>
               <w:lang w:val="en-US"/>
             </w:rPr>
-            <w:t>Brescia</w:t>
+            <w:t>Mantova</w:t>
           </w:r>
         </w:sdtContent>
       </w:sdt>
@@ -1149,7 +1149,7 @@
               <w:rStyle w:val="PlaceholderText"/>
               <w:lang w:val="en-US"/>
             </w:rPr>
-            <w:t>09-12-1846</w:t>
+            <w:t>23-09-1844</w:t>
           </w:r>
         </w:sdtContent>
       </w:sdt>
@@ -1368,7 +1368,7 @@
               <w:rStyle w:val="PlaceholderText"/>
               <w:lang w:val="en-US"/>
             </w:rPr>
-            <w:t>Linea di discendenza allegata: Sara Carlo Marini -&gt; Sara Marini</w:t>
+            <w:t>Linea di discendenza allegata: Renata Aparecida Oliveira -&gt; Paulo Cardoso Oliveira -&gt; Rafael Santos Cardoso</w:t>
           </w:r>
         </w:sdtContent>
       </w:sdt>
@@ -1419,7 +1419,7 @@
               <w:rStyle w:val="PlaceholderText"/>
               <w:lang w:val="en-US"/>
             </w:rPr>
-            <w:t/>
+            <w:t>2.1. Il terzo intervenuto ha rivendicato di essere discendente dallo stesso avo.</w:t>
           </w:r>
         </w:p>
       </w:sdtContent>
@@ -2941,7 +2941,7 @@
               <w:rFonts w:ascii="Garamond" w:hAnsi="Garamond"/>
               <w:bCs/>
             </w:rPr>
-            <w:t/>
+            <w:t>4.1. La domanda del terzo intervenuto è inammissibile. L'art. 105 co. 1 c.p.c., infatti, consente l'intervento volontario «in un processo tra altre persone per far valere, in confronto di tutte le parti o di alcune di esse, un diritto relativo all'oggetto o dipendente dal titolo dedotto nel processo medesimo». Nel caso concreto, invece, il terzo ha chiesto di accertare un autonomo diritto allo status di cittadino, non connesso oggettivamente né dipendente da quello dei ricorrenti (cui è accomunato soltanto dall'avo).</w:t>
           </w:r>
           <w:proofErr w:type="spellStart"/>
           <w:proofErr w:type="spellEnd"/>
@@ -2977,7 +2977,7 @@
               <w:rFonts w:ascii="Garamond" w:hAnsi="Garamond"/>
               <w:bCs/>
             </w:rPr>
-            <w:t>4.2. La domanda presentata iure matrimonii è improcedibile.</w:t>
+            <w:t/>
           </w:r>
           <w:proofErr w:type="spellStart"/>
           <w:proofErr w:type="spellEnd"/>
@@ -3013,7 +3013,7 @@
               <w:rFonts w:ascii="Garamond" w:hAnsi="Garamond"/>
               <w:bCs/>
             </w:rPr>
-            <w:t>La giurisprudenza, infatti, ha ammesso la domanda iure sanguinis in ragione delle note liste d'attesa dinanzi ai Consolati italiani, ma nessuna deroga è stata prevista per la cittadinanza acquisita tramite matrimonio (da chiedere prima in via amministrativa, cfr. Direttiva del Ministero dell'Interno n. 12A04741 del 7.3.12). Inoltre, l'art. 4 co. 5 II periodo del D.Lgs. n. 13/17 (sopra riportato) ha disciplinato la competenza territoriale con esclusivo riguardo al Comune di nascita dell'avo, ossia per la cittadinanza ottenuta in virtù della discendenza. Occorre infine considerare che, fino al passaggio in giudicato di questa sentenza, non può dirsi definitivamente acquisito lo status di cittadino del coniuge, presupposto necessario della domanda per matrimonio.</w:t>
+            <w:t/>
           </w:r>
           <w:proofErr w:type="spellStart"/>
           <w:proofErr w:type="spellEnd"/>
@@ -3247,7 +3247,7 @@
               <w:rStyle w:val="PlaceholderText"/>
               <w:lang w:val="en-US"/>
             </w:rPr>
-            <w:t>Sara Marini-Silva, nata a  il ;Matteo Gallo, nato a Campinas il 02-08-1992;Luca Bianchi, nato a  il </w:t>
+            <w:t>Rafael Santos Cardoso, nato/a a Brasilia il 23-09-1972</w:t>
           </w:r>
         </w:p>
       </w:sdtContent>
@@ -3294,7 +3294,7 @@
             <w:rPr>
               <w:rStyle w:val="PlaceholderText"/>
             </w:rPr>
-            <w:t>sono cittadini italiani</w:t>
+            <w:t>è cittadino italiano</w:t>
           </w:r>
         </w:sdtContent>
       </w:sdt>
@@ -3361,7 +3361,7 @@
               <w:rStyle w:val="PlaceholderText"/>
               <w:lang w:val="en-US"/>
             </w:rPr>
-            <w:t/>
+            <w:t>dichiara inammissibile la domanda presentata da Joao Barbosa, Renata Oliveira;</w:t>
           </w:r>
         </w:p>
       </w:sdtContent>
@@ -3397,7 +3397,7 @@
               <w:rStyle w:val="PlaceholderText"/>
               <w:lang w:val="en-US"/>
             </w:rPr>
-            <w:t>dichiara improcedibile la domanda presentata da Luca Bianchi;</w:t>
+            <w:t/>
           </w:r>
         </w:p>
       </w:sdtContent>
